--- a/cases/kite-cut/published/Kite Cut - Facilitator Guide.docx
+++ b/cases/kite-cut/published/Kite Cut - Facilitator Guide.docx
@@ -207,7 +207,7 @@
     </w:p>
     <w:p>
       <w:r>
-        <w:t xml:space="preserve">Frame the format: this is a real small-business cutting-floor decision with a deadline tonight, not a worksheet about shapes. Name the opener — "You're the owner. Two sample frames are on the mat. Two hundred fifty kites' worth of fabric budget rides on which one you cut tonight."</w:t>
+        <w:t xml:space="preserve">Frame the format: this is a real small-business cutting-floor decision with a deadline tonight, not a worksheet about shapes. Name the opener — "You're Kavi Anand, third-generation owner of Anand Kite Works. You grew up in competitive kite-fighting, where cutting your line clean was a point of pride — now that same obsession with never wasting fabric is on the line for real, in dollars. Two sample frames are on the mat. Two hundred fifty kites' worth of fabric budget rides on which one you cut tonight."</w:t>
       </w:r>
     </w:p>
     <w:p>
@@ -254,7 +254,7 @@
     </w:p>
     <w:p>
       <w:r>
-        <w:t xml:space="preserve">"Is anyone courageous enough to stand with Priya on The Eddy Flyer — the one that skips the tail entirely?" Show of hands, both options, no discussion. Record the count for Close.</w:t>
+        <w:t xml:space="preserve">"Is anyone courageous enough to stand with Kavi on The Eddy Flyer — the one that skips the tail entirely?" Show of hands, both options, no discussion. Record the count for Close.</w:t>
       </w:r>
     </w:p>
     <w:p>
@@ -277,14 +277,14 @@
     </w:p>
     <w:p>
       <w:r>
-        <w:t xml:space="preserve">Let confusion grow. Heroes will want to jump to "which one flies better" or "which one looks more impressive at a festival" — real considerations, but not the graded metric. Push: "Priya's boss is her own supply budget. What number does </w:t>
+        <w:t xml:space="preserve">Let confusion grow. Heroes will want to jump to "which one flies better" or "which one looks more impressive at a festival" — real considerations, but not the graded metric. Push: "Kavi's boss is his own supply budget. What number does </w:t>
       </w:r>
       <w:r>
         <w:rPr>
           <w:i/>
           <w:iCs/>
         </w:rPr>
-        <w:t xml:space="preserve">she</w:t>
+        <w:t xml:space="preserve">he</w:t>
       </w:r>
       <w:r>
         <w:t xml:space="preserve"> actually need before five o'clock?" If the room separates "which kite is the better flyer" from "which one costs less to build," the case is working.</w:t>
@@ -504,7 +504,7 @@
         <w:t xml:space="preserve">MA3 is one stated assumption away from flipping the case.</w:t>
       </w:r>
       <w:r>
-        <w:t xml:space="preserve"> Is a case-author's stated    assumption — even a reasoned, disclosed one — a fair thing to build a recommendation on, when    the sensitivity math shows how close it is to changing the answer? What would Priya want to    verify with her own cutting floor before committing to either option?</w:t>
+        <w:t xml:space="preserve"> Is a case-author's stated    assumption — even a reasoned, disclosed one — a fair thing to build a recommendation on, when    the sensitivity math shows how close it is to changing the answer? What would Kavi want to    verify with his own cutting floor before committing to either option?</w:t>
       </w:r>
     </w:p>
     <w:p>
@@ -766,7 +766,7 @@
         <w:ind w:left="360"/>
       </w:pPr>
       <w:r>
-        <w:t xml:space="preserve">4. Option A needs a tail and Option B doesn't. If tail material were free, would you still recommend Option A — and does that change what you'd tell Priya to research before committing the shop's budget?</w:t>
+        <w:t xml:space="preserve">4. Option A needs a tail and Option B doesn't. If tail material were free, would you still recommend Option A — and does that change what you'd tell Kavi to research before committing the shop's budget?</w:t>
       </w:r>
     </w:p>
     <w:p>
@@ -774,7 +774,7 @@
         <w:ind w:left="360"/>
       </w:pPr>
       <w:r>
-        <w:t xml:space="preserve">5. The margin between the two options is thin. If you were Priya, what's the one number on this cutting floor you'd want to double-check with a real supplier invoice before signing off on 250 kites?</w:t>
+        <w:t xml:space="preserve">5. The margin between the two options is thin. If you were Kavi, what's the one number on this cutting floor you'd want to double-check with a real supplier invoice before signing off on 250 kites?</w:t>
       </w:r>
     </w:p>
     <w:p>
